--- a/Cover_Letters/Shinoy_TUI_Senior_Airline_Partnerships_Manager_Cover_Letter.docx
+++ b/Cover_Letters/Shinoy_TUI_Senior_Airline_Partnerships_Manager_Cover_Letter.docx
@@ -14,7 +14,7 @@
     </w:p>
     <w:p>
       <w:r>
-        <w:t>September 11, 2026</w:t>
+        <w:t>September 12, 2026</w:t>
       </w:r>
     </w:p>
     <w:p>
@@ -35,12 +35,12 @@
     </w:p>
     <w:p>
       <w:r>
-        <w:t>Your search for someone to handle testing and technical coordination for airline partnerships caught my eye. Throughout my career as a QA engineer, I have spent years working on end-to-end test execution, API validations, and acting as the technical link between different teams to solve integration problems. I have also used tools like Gemini Code Assist to speed up test script creation when dealing with complex system changes.</w:t>
+        <w:t>Your opening for a Senior Airline Partnerships Manager caught my attention because it involves coordinating technical integrations and testing distribution platforms. Throughout my career as a QA engineer, I have focused on bridging the gap between technical systems and business needs. I have extensive experience writing technical documentation, executing API validation, and collaborating with cross-functional partners to resolve integration challenges.</w:t>
       </w:r>
     </w:p>
     <w:p>
       <w:r>
-        <w:t>I am comfortable sorting out technical discrepancies and making sure system configurations match business rules. Working across different platforms and ensuring a smooth user experience is something I handle every day.</w:t>
+        <w:t>I am comfortable working with complex rules, managing technical reporting frameworks, and ensuring that systems perform reliably. Bringing this background in test automation and structured system analysis to TUI Airline would allow me to support your codeshare and interline partnership goals.</w:t>
       </w:r>
     </w:p>
     <w:p>
